--- a/paper_revision_jatm/manuscript/JATM_Title_Page.docx
+++ b/paper_revision_jatm/manuscript/JATM_Title_Page.docx
@@ -211,6 +211,34 @@
           <w:sz w:val="18"/>
         </w:rPr>
         <w:t>Website: https://www.tu-braunschweig.de/iff</w:t>
+      </w:r>
+    </w:p>
+    <w:p>
+      <w:pPr>
+        <w:spacing w:before="0" w:after="40" w:line="240" w:lineRule="auto"/>
+      </w:pPr>
+      <w:r>
+        <w:rPr>
+          <w:rFonts w:ascii="Times New Roman" w:hAnsi="Times New Roman" w:eastAsia="Times New Roman"/>
+          <w:b/>
+          <w:i w:val="0"/>
+          <w:sz w:val="18"/>
+        </w:rPr>
+        <w:t>Data/code repository</w:t>
+      </w:r>
+    </w:p>
+    <w:p>
+      <w:pPr>
+        <w:spacing w:before="0" w:after="40" w:line="240" w:lineRule="auto"/>
+      </w:pPr>
+      <w:r>
+        <w:rPr>
+          <w:rFonts w:ascii="Times New Roman" w:hAnsi="Times New Roman" w:eastAsia="Times New Roman"/>
+          <w:b w:val="0"/>
+          <w:i w:val="0"/>
+          <w:sz w:val="18"/>
+        </w:rPr>
+        <w:t>https://github.com/purohit0208/intact-occ-decision-support-demonstrator</w:t>
       </w:r>
     </w:p>
     <w:p>
